--- a/benchmark/outputs/gold/ocr_scan_002_B.docx
+++ b/benchmark/outputs/gold/ocr_scan_002_B.docx
@@ -3,6 +3,9 @@
 <w:document xmlns:wpc="http://schemas.microsoft.com/office/word/2010/wordprocessingCanvas" xmlns:mo="http://schemas.microsoft.com/office/mac/office/2008/main" xmlns:mc="http://schemas.openxmlformats.org/markup-compatibility/2006" xmlns:mv="urn:schemas-microsoft-com:mac:vml" xmlns:o="urn:schemas-microsoft-com:office:office" xmlns:r="http://schemas.openxmlformats.org/officeDocument/2006/relationships" xmlns:m="http://schemas.openxmlformats.org/officeDocument/2006/math" xmlns:v="urn:schemas-microsoft-com:vml" xmlns:wp14="http://schemas.microsoft.com/office/word/2010/wordprocessingDrawing" xmlns:wp="http://schemas.openxmlformats.org/drawingml/2006/wordprocessingDrawing" xmlns:w10="urn:schemas-microsoft-com:office:word" xmlns:w="http://schemas.openxmlformats.org/wordprocessingml/2006/main" xmlns:w14="http://schemas.microsoft.com/office/word/2010/wordml" xmlns:wpg="http://schemas.microsoft.com/office/word/2010/wordprocessingGroup" xmlns:wpi="http://schemas.microsoft.com/office/word/2010/wordprocessingInk" xmlns:wne="http://schemas.microsoft.com/office/word/2006/wordml" xmlns:wps="http://schemas.microsoft.com/office/word/2010/wordprocessingShape" mc:Ignorable="w14 wp14">
   <w:body>
     <w:p>
+      <w:pPr>
+        <w:pStyle w:val="Heading1"/>
+      </w:pPr>
       <w:r>
         <w:t>PINNACLE SYSTEMS INTEROFFICE MEMORANDUM</w:t>
       </w:r>
@@ -19,7 +22,7 @@
     </w:p>
     <w:p>
       <w:r>
-        <w:t>FROM: Julia Costa</w:t>
+        <w:t>FROM:Julia Costa</w:t>
       </w:r>
     </w:p>
     <w:p>
@@ -34,17 +37,12 @@
     </w:p>
     <w:p>
       <w:r>
-        <w:t>Flexible service plans let you scale support up or down as your needs change. Founded in 1991, we have grown into a trusted partner for clients across the region. Every engagement starts with a detailed</w:t>
+        <w:t>Flexible service plans let you scale support up or down as your needs change. Founded in 1991, we have grown into a trusted partner for clients across the region. Every engagement starts with a detailed assessment of your current operations.</w:t>
       </w:r>
     </w:p>
     <w:p>
       <w:r>
-        <w:t>assessment of your current operations.</w:t>
-      </w:r>
-    </w:p>
-    <w:p>
-      <w:r>
-        <w:t>Our team works with organizations of every size to deliver measurable results on schedule. Quarterly reviews keep your goals front and center throughout the engagement. Clients rely on us for clear _communication, transparent pricing, and dependable delivery.</w:t>
+        <w:t>Our team works with organizations of every size to deliver measurable results on schedule. Quarterly reviews keep your goals front and center throughout the engagement. Clients rely on us for clear communication, transparent pricing, and dependable delivery.</w:t>
       </w:r>
     </w:p>
     <w:p>
@@ -59,7 +57,7 @@
     </w:p>
     <w:p>
       <w:r>
-        <w:t>Julia Costa</w:t>
+        <w:t>JuliaCosta</w:t>
       </w:r>
     </w:p>
     <w:sectPr>
